--- a/backend-exhibits/Gmail to Outlook Standard Plan - Standard Not Include.docx
+++ b/backend-exhibits/Gmail to Outlook Standard Plan - Standard Not Include.docx
@@ -93,39 +93,19 @@
             <w:pPr>
               <w:spacing w:line="240" w:lineRule="auto"/>
               <w:rPr>
-                <w:rFonts w:ascii="Arial" w:eastAsia="Times New Roman" w:hAnsi="Arial" w:cs="Arial"/>
+                <w:rFonts w:ascii="Arial" w:hAnsi="Arial" w:cs="Arial"/>
                 <w:sz w:val="21"/>
                 <w:szCs w:val="21"/>
               </w:rPr>
             </w:pPr>
-            <w:proofErr w:type="spellStart"/>
             <w:r>
               <w:rPr>
                 <w:rFonts w:ascii="Arial" w:hAnsi="Arial" w:cs="Arial"/>
                 <w:sz w:val="21"/>
                 <w:szCs w:val="21"/>
               </w:rPr>
-              <w:t>Calenders</w:t>
+              <w:t>Junk mails </w:t>
             </w:r>
-            <w:proofErr w:type="spellEnd"/>
-            <w:r>
-              <w:rPr>
-                <w:rFonts w:ascii="Arial" w:hAnsi="Arial" w:cs="Arial"/>
-                <w:sz w:val="21"/>
-                <w:szCs w:val="21"/>
-              </w:rPr>
-              <w:t xml:space="preserve"> </w:t>
-            </w:r>
-          </w:p>
-          <w:p>
-            <w:pPr>
-              <w:ind w:left="3"/>
-              <w:rPr>
-                <w:rFonts w:ascii="Arial" w:hAnsi="Arial" w:cs="Arial"/>
-                <w:sz w:val="21"/>
-                <w:szCs w:val="21"/>
-              </w:rPr>
-            </w:pPr>
           </w:p>
         </w:tc>
         <w:tc>
@@ -142,7 +122,7 @@
             <w:pPr>
               <w:spacing w:line="240" w:lineRule="auto"/>
               <w:rPr>
-                <w:rFonts w:ascii="Arial" w:eastAsia="Times New Roman" w:hAnsi="Arial" w:cs="Arial"/>
+                <w:rFonts w:ascii="Arial" w:hAnsi="Arial" w:cs="Arial"/>
                 <w:sz w:val="21"/>
                 <w:szCs w:val="21"/>
               </w:rPr>
@@ -153,41 +133,14 @@
                 <w:sz w:val="21"/>
                 <w:szCs w:val="21"/>
               </w:rPr>
-              <w:t xml:space="preserve">Attachments in older calendar events are not migrated and </w:t>
+              <w:t>Unwanted emails, typically containing spam or irrelevant content, are often filtered into a separate folder to reduce clutter in the inbox. </w:t>
             </w:r>
-            <w:proofErr w:type="gramStart"/>
-            <w:r>
-              <w:rPr>
-                <w:rFonts w:ascii="Arial" w:hAnsi="Arial" w:cs="Arial"/>
-                <w:sz w:val="21"/>
-                <w:szCs w:val="21"/>
-              </w:rPr>
-              <w:t>Older</w:t>
-            </w:r>
-            <w:proofErr w:type="gramEnd"/>
-            <w:r>
-              <w:rPr>
-                <w:rFonts w:ascii="Arial" w:hAnsi="Arial" w:cs="Arial"/>
-                <w:sz w:val="21"/>
-                <w:szCs w:val="21"/>
-              </w:rPr>
-              <w:t xml:space="preserve"> calendar events will be migrated, and the organizer will see the event in the destination calendar. Attendees will be retained, but they will not see the event in their calendars.</w:t>
-            </w:r>
-          </w:p>
-          <w:p>
-            <w:pPr>
-              <w:rPr>
-                <w:rFonts w:ascii="Arial" w:hAnsi="Arial" w:cs="Arial"/>
-                <w:sz w:val="21"/>
-                <w:szCs w:val="21"/>
-              </w:rPr>
-            </w:pPr>
           </w:p>
         </w:tc>
       </w:tr>
       <w:tr>
         <w:trPr>
-          <w:trHeight w:val="630"/>
+          <w:trHeight w:val="617"/>
         </w:trPr>
         <w:tc>
           <w:tcPr>
@@ -203,7 +156,7 @@
             <w:pPr>
               <w:spacing w:line="240" w:lineRule="auto"/>
               <w:rPr>
-                <w:rFonts w:ascii="Arial" w:eastAsia="Times New Roman" w:hAnsi="Arial" w:cs="Arial"/>
+                <w:rFonts w:ascii="Arial" w:hAnsi="Arial" w:cs="Arial"/>
                 <w:sz w:val="21"/>
                 <w:szCs w:val="21"/>
               </w:rPr>
@@ -214,119 +167,8 @@
                 <w:sz w:val="21"/>
                 <w:szCs w:val="21"/>
               </w:rPr>
-              <w:t>Filters</w:t>
+              <w:t>Calendar event attachments </w:t>
             </w:r>
-          </w:p>
-          <w:p>
-            <w:pPr>
-              <w:ind w:left="3" w:firstLine="720"/>
-              <w:rPr>
-                <w:rFonts w:ascii="Arial" w:hAnsi="Arial" w:cs="Arial"/>
-                <w:sz w:val="21"/>
-                <w:szCs w:val="21"/>
-              </w:rPr>
-            </w:pPr>
-          </w:p>
-        </w:tc>
-        <w:tc>
-          <w:tcPr>
-            <w:tcW w:w="7168" w:type="dxa"/>
-            <w:tcBorders>
-              <w:top w:val="single" w:sz="6" w:space="0" w:color="666666"/>
-              <w:left w:val="single" w:sz="6" w:space="0" w:color="666666"/>
-              <w:bottom w:val="single" w:sz="6" w:space="0" w:color="666666"/>
-              <w:right w:val="single" w:sz="6" w:space="0" w:color="666666"/>
-            </w:tcBorders>
-            <w:vAlign w:val="center"/>
-          </w:tcPr>
-          <w:p>
-            <w:pPr>
-              <w:spacing w:line="240" w:lineRule="auto"/>
-              <w:rPr>
-                <w:rFonts w:ascii="Arial" w:eastAsia="Times New Roman" w:hAnsi="Arial" w:cs="Arial"/>
-                <w:sz w:val="21"/>
-                <w:szCs w:val="21"/>
-              </w:rPr>
-            </w:pPr>
-            <w:r>
-              <w:rPr>
-                <w:rFonts w:ascii="Arial" w:hAnsi="Arial" w:cs="Arial"/>
-                <w:sz w:val="21"/>
-                <w:szCs w:val="21"/>
-              </w:rPr>
-              <w:t xml:space="preserve">Filters created in </w:t>
-            </w:r>
-            <w:proofErr w:type="spellStart"/>
-            <w:r>
-              <w:rPr>
-                <w:rFonts w:ascii="Arial" w:hAnsi="Arial" w:cs="Arial"/>
-                <w:sz w:val="21"/>
-                <w:szCs w:val="21"/>
-              </w:rPr>
-              <w:t>gmail</w:t>
-            </w:r>
-            <w:proofErr w:type="spellEnd"/>
-            <w:r>
-              <w:rPr>
-                <w:rFonts w:ascii="Arial" w:hAnsi="Arial" w:cs="Arial"/>
-                <w:sz w:val="21"/>
-                <w:szCs w:val="21"/>
-              </w:rPr>
-              <w:t xml:space="preserve"> are not migrated to outlook</w:t>
-            </w:r>
-          </w:p>
-          <w:p>
-            <w:pPr>
-              <w:rPr>
-                <w:rFonts w:ascii="Arial" w:hAnsi="Arial" w:cs="Arial"/>
-                <w:sz w:val="21"/>
-                <w:szCs w:val="21"/>
-              </w:rPr>
-            </w:pPr>
-          </w:p>
-        </w:tc>
-      </w:tr>
-      <w:tr>
-        <w:trPr>
-          <w:trHeight w:val="375"/>
-        </w:trPr>
-        <w:tc>
-          <w:tcPr>
-            <w:tcW w:w="3553" w:type="dxa"/>
-            <w:tcBorders>
-              <w:top w:val="single" w:sz="6" w:space="0" w:color="666666"/>
-              <w:left w:val="single" w:sz="6" w:space="0" w:color="666666"/>
-              <w:bottom w:val="single" w:sz="6" w:space="0" w:color="666666"/>
-              <w:right w:val="single" w:sz="6" w:space="0" w:color="666666"/>
-            </w:tcBorders>
-          </w:tcPr>
-          <w:p>
-            <w:pPr>
-              <w:spacing w:line="240" w:lineRule="auto"/>
-              <w:rPr>
-                <w:rFonts w:ascii="Arial" w:eastAsia="Times New Roman" w:hAnsi="Arial" w:cs="Arial"/>
-                <w:sz w:val="21"/>
-                <w:szCs w:val="21"/>
-              </w:rPr>
-            </w:pPr>
-            <w:r>
-              <w:rPr>
-                <w:rFonts w:ascii="Arial" w:hAnsi="Arial" w:cs="Arial"/>
-                <w:sz w:val="21"/>
-                <w:szCs w:val="21"/>
-              </w:rPr>
-              <w:t>Email forwarding</w:t>
-            </w:r>
-          </w:p>
-          <w:p>
-            <w:pPr>
-              <w:ind w:left="3"/>
-              <w:rPr>
-                <w:rFonts w:ascii="Arial" w:hAnsi="Arial" w:cs="Arial"/>
-                <w:sz w:val="21"/>
-                <w:szCs w:val="21"/>
-              </w:rPr>
-            </w:pPr>
           </w:p>
         </w:tc>
         <w:tc>
@@ -343,7 +185,7 @@
             <w:pPr>
               <w:spacing w:line="240" w:lineRule="auto"/>
               <w:rPr>
-                <w:rFonts w:ascii="Arial" w:eastAsia="Times New Roman" w:hAnsi="Arial" w:cs="Arial"/>
+                <w:rFonts w:ascii="Arial" w:hAnsi="Arial" w:cs="Arial"/>
                 <w:sz w:val="21"/>
                 <w:szCs w:val="21"/>
               </w:rPr>
@@ -354,478 +196,8 @@
                 <w:sz w:val="21"/>
                 <w:szCs w:val="21"/>
               </w:rPr>
-              <w:t>Configured forwarding settings from Outlook are not migrated.</w:t>
+              <w:t>Calendar event attachments will maintain </w:t>
             </w:r>
-          </w:p>
-          <w:p>
-            <w:pPr>
-              <w:ind w:firstLine="720"/>
-              <w:rPr>
-                <w:rFonts w:ascii="Arial" w:hAnsi="Arial" w:cs="Arial"/>
-                <w:sz w:val="21"/>
-                <w:szCs w:val="21"/>
-              </w:rPr>
-            </w:pPr>
-          </w:p>
-        </w:tc>
-      </w:tr>
-      <w:tr>
-        <w:trPr>
-          <w:trHeight w:val="375"/>
-        </w:trPr>
-        <w:tc>
-          <w:tcPr>
-            <w:tcW w:w="3553" w:type="dxa"/>
-            <w:tcBorders>
-              <w:top w:val="single" w:sz="6" w:space="0" w:color="666666"/>
-              <w:left w:val="single" w:sz="6" w:space="0" w:color="666666"/>
-              <w:bottom w:val="single" w:sz="6" w:space="0" w:color="666666"/>
-              <w:right w:val="single" w:sz="6" w:space="0" w:color="666666"/>
-            </w:tcBorders>
-          </w:tcPr>
-          <w:p>
-            <w:pPr>
-              <w:spacing w:line="240" w:lineRule="auto"/>
-              <w:rPr>
-                <w:rFonts w:ascii="Arial" w:eastAsia="Times New Roman" w:hAnsi="Arial" w:cs="Arial"/>
-                <w:sz w:val="21"/>
-                <w:szCs w:val="21"/>
-              </w:rPr>
-            </w:pPr>
-            <w:r>
-              <w:rPr>
-                <w:rFonts w:ascii="Arial" w:hAnsi="Arial" w:cs="Arial"/>
-                <w:sz w:val="21"/>
-                <w:szCs w:val="21"/>
-              </w:rPr>
-              <w:t xml:space="preserve">Deactivated user </w:t>
-            </w:r>
-            <w:proofErr w:type="gramStart"/>
-            <w:r>
-              <w:rPr>
-                <w:rFonts w:ascii="Arial" w:hAnsi="Arial" w:cs="Arial"/>
-                <w:sz w:val="21"/>
-                <w:szCs w:val="21"/>
-              </w:rPr>
-              <w:t>mail boxes</w:t>
-            </w:r>
-            <w:proofErr w:type="gramEnd"/>
-          </w:p>
-          <w:p>
-            <w:pPr>
-              <w:ind w:left="3"/>
-              <w:rPr>
-                <w:rFonts w:ascii="Arial" w:hAnsi="Arial" w:cs="Arial"/>
-                <w:sz w:val="21"/>
-                <w:szCs w:val="21"/>
-              </w:rPr>
-            </w:pPr>
-          </w:p>
-        </w:tc>
-        <w:tc>
-          <w:tcPr>
-            <w:tcW w:w="7168" w:type="dxa"/>
-            <w:tcBorders>
-              <w:top w:val="single" w:sz="6" w:space="0" w:color="666666"/>
-              <w:left w:val="single" w:sz="6" w:space="0" w:color="666666"/>
-              <w:bottom w:val="single" w:sz="6" w:space="0" w:color="666666"/>
-              <w:right w:val="single" w:sz="6" w:space="0" w:color="666666"/>
-            </w:tcBorders>
-          </w:tcPr>
-          <w:p>
-            <w:pPr>
-              <w:spacing w:line="240" w:lineRule="auto"/>
-              <w:rPr>
-                <w:rFonts w:ascii="Arial" w:eastAsia="Times New Roman" w:hAnsi="Arial" w:cs="Arial"/>
-                <w:sz w:val="21"/>
-                <w:szCs w:val="21"/>
-              </w:rPr>
-            </w:pPr>
-            <w:r>
-              <w:rPr>
-                <w:rFonts w:ascii="Arial" w:hAnsi="Arial" w:cs="Arial"/>
-                <w:sz w:val="21"/>
-                <w:szCs w:val="21"/>
-              </w:rPr>
-              <w:t>Mailboxes of deactivated Outlook users are not migrated.</w:t>
-            </w:r>
-          </w:p>
-          <w:p>
-            <w:pPr>
-              <w:rPr>
-                <w:rFonts w:ascii="Arial" w:hAnsi="Arial" w:cs="Arial"/>
-                <w:sz w:val="21"/>
-                <w:szCs w:val="21"/>
-              </w:rPr>
-            </w:pPr>
-          </w:p>
-        </w:tc>
-      </w:tr>
-      <w:tr>
-        <w:trPr>
-          <w:trHeight w:val="375"/>
-        </w:trPr>
-        <w:tc>
-          <w:tcPr>
-            <w:tcW w:w="3553" w:type="dxa"/>
-            <w:tcBorders>
-              <w:top w:val="single" w:sz="6" w:space="0" w:color="666666"/>
-              <w:left w:val="single" w:sz="6" w:space="0" w:color="666666"/>
-              <w:bottom w:val="single" w:sz="6" w:space="0" w:color="666666"/>
-              <w:right w:val="single" w:sz="6" w:space="0" w:color="666666"/>
-            </w:tcBorders>
-          </w:tcPr>
-          <w:p>
-            <w:pPr>
-              <w:spacing w:line="240" w:lineRule="auto"/>
-              <w:rPr>
-                <w:rFonts w:ascii="Arial" w:eastAsia="Times New Roman" w:hAnsi="Arial" w:cs="Arial"/>
-                <w:sz w:val="21"/>
-                <w:szCs w:val="21"/>
-              </w:rPr>
-            </w:pPr>
-            <w:r>
-              <w:rPr>
-                <w:rFonts w:ascii="Arial" w:hAnsi="Arial" w:cs="Arial"/>
-                <w:sz w:val="21"/>
-                <w:szCs w:val="21"/>
-              </w:rPr>
-              <w:t xml:space="preserve">Unlicensed user </w:t>
-            </w:r>
-            <w:proofErr w:type="gramStart"/>
-            <w:r>
-              <w:rPr>
-                <w:rFonts w:ascii="Arial" w:hAnsi="Arial" w:cs="Arial"/>
-                <w:sz w:val="21"/>
-                <w:szCs w:val="21"/>
-              </w:rPr>
-              <w:t>mail boxes</w:t>
-            </w:r>
-            <w:proofErr w:type="gramEnd"/>
-            <w:r>
-              <w:rPr>
-                <w:rFonts w:ascii="Arial" w:hAnsi="Arial" w:cs="Arial"/>
-                <w:sz w:val="21"/>
-                <w:szCs w:val="21"/>
-              </w:rPr>
-              <w:t xml:space="preserve"> </w:t>
-            </w:r>
-          </w:p>
-          <w:p>
-            <w:pPr>
-              <w:ind w:left="3" w:firstLine="720"/>
-              <w:rPr>
-                <w:rFonts w:ascii="Arial" w:hAnsi="Arial" w:cs="Arial"/>
-                <w:sz w:val="21"/>
-                <w:szCs w:val="21"/>
-              </w:rPr>
-            </w:pPr>
-          </w:p>
-        </w:tc>
-        <w:tc>
-          <w:tcPr>
-            <w:tcW w:w="7168" w:type="dxa"/>
-            <w:tcBorders>
-              <w:top w:val="single" w:sz="6" w:space="0" w:color="666666"/>
-              <w:left w:val="single" w:sz="6" w:space="0" w:color="666666"/>
-              <w:bottom w:val="single" w:sz="6" w:space="0" w:color="666666"/>
-              <w:right w:val="single" w:sz="6" w:space="0" w:color="666666"/>
-            </w:tcBorders>
-          </w:tcPr>
-          <w:p>
-            <w:pPr>
-              <w:spacing w:line="240" w:lineRule="auto"/>
-              <w:rPr>
-                <w:rFonts w:ascii="Arial" w:eastAsia="Times New Roman" w:hAnsi="Arial" w:cs="Arial"/>
-                <w:sz w:val="21"/>
-                <w:szCs w:val="21"/>
-              </w:rPr>
-            </w:pPr>
-            <w:r>
-              <w:rPr>
-                <w:rFonts w:ascii="Arial" w:hAnsi="Arial" w:cs="Arial"/>
-                <w:sz w:val="21"/>
-                <w:szCs w:val="21"/>
-              </w:rPr>
-              <w:t>Mailboxes belonging to users without valid Outlook licenses cannot be migrated.</w:t>
-            </w:r>
-          </w:p>
-          <w:p>
-            <w:pPr>
-              <w:ind w:firstLine="720"/>
-              <w:rPr>
-                <w:rFonts w:ascii="Arial" w:hAnsi="Arial" w:cs="Arial"/>
-                <w:sz w:val="21"/>
-                <w:szCs w:val="21"/>
-              </w:rPr>
-            </w:pPr>
-          </w:p>
-        </w:tc>
-      </w:tr>
-      <w:tr>
-        <w:trPr>
-          <w:trHeight w:val="390"/>
-        </w:trPr>
-        <w:tc>
-          <w:tcPr>
-            <w:tcW w:w="3553" w:type="dxa"/>
-            <w:tcBorders>
-              <w:top w:val="single" w:sz="6" w:space="0" w:color="666666"/>
-              <w:left w:val="single" w:sz="6" w:space="0" w:color="666666"/>
-              <w:bottom w:val="single" w:sz="6" w:space="0" w:color="666666"/>
-              <w:right w:val="single" w:sz="6" w:space="0" w:color="666666"/>
-            </w:tcBorders>
-            <w:vAlign w:val="center"/>
-          </w:tcPr>
-          <w:p>
-            <w:pPr>
-              <w:spacing w:line="240" w:lineRule="auto"/>
-              <w:rPr>
-                <w:rFonts w:ascii="Arial" w:eastAsia="Times New Roman" w:hAnsi="Arial" w:cs="Arial"/>
-                <w:sz w:val="21"/>
-                <w:szCs w:val="21"/>
-              </w:rPr>
-            </w:pPr>
-            <w:r>
-              <w:rPr>
-                <w:rFonts w:ascii="Arial" w:hAnsi="Arial" w:cs="Arial"/>
-                <w:sz w:val="21"/>
-                <w:szCs w:val="21"/>
-              </w:rPr>
-              <w:t>Rooms</w:t>
-            </w:r>
-          </w:p>
-          <w:p>
-            <w:pPr>
-              <w:ind w:left="3"/>
-              <w:rPr>
-                <w:rFonts w:ascii="Arial" w:hAnsi="Arial" w:cs="Arial"/>
-                <w:sz w:val="21"/>
-                <w:szCs w:val="21"/>
-              </w:rPr>
-            </w:pPr>
-          </w:p>
-        </w:tc>
-        <w:tc>
-          <w:tcPr>
-            <w:tcW w:w="7168" w:type="dxa"/>
-            <w:tcBorders>
-              <w:top w:val="single" w:sz="6" w:space="0" w:color="666666"/>
-              <w:left w:val="single" w:sz="6" w:space="0" w:color="666666"/>
-              <w:bottom w:val="single" w:sz="6" w:space="0" w:color="666666"/>
-              <w:right w:val="single" w:sz="6" w:space="0" w:color="666666"/>
-            </w:tcBorders>
-            <w:vAlign w:val="center"/>
-          </w:tcPr>
-          <w:p>
-            <w:pPr>
-              <w:spacing w:line="240" w:lineRule="auto"/>
-              <w:rPr>
-                <w:rFonts w:ascii="Arial" w:eastAsia="Times New Roman" w:hAnsi="Arial" w:cs="Arial"/>
-                <w:sz w:val="21"/>
-                <w:szCs w:val="21"/>
-              </w:rPr>
-            </w:pPr>
-            <w:r>
-              <w:rPr>
-                <w:rFonts w:ascii="Arial" w:hAnsi="Arial" w:cs="Arial"/>
-                <w:sz w:val="21"/>
-                <w:szCs w:val="21"/>
-              </w:rPr>
-              <w:t>Room calendars/ resource calendars are not migrated</w:t>
-            </w:r>
-          </w:p>
-          <w:p>
-            <w:pPr>
-              <w:rPr>
-                <w:rFonts w:ascii="Arial" w:hAnsi="Arial" w:cs="Arial"/>
-                <w:sz w:val="21"/>
-                <w:szCs w:val="21"/>
-              </w:rPr>
-            </w:pPr>
-          </w:p>
-        </w:tc>
-      </w:tr>
-      <w:tr>
-        <w:trPr>
-          <w:trHeight w:val="375"/>
-        </w:trPr>
-        <w:tc>
-          <w:tcPr>
-            <w:tcW w:w="3553" w:type="dxa"/>
-            <w:tcBorders>
-              <w:top w:val="single" w:sz="6" w:space="0" w:color="666666"/>
-              <w:left w:val="single" w:sz="6" w:space="0" w:color="666666"/>
-              <w:bottom w:val="single" w:sz="6" w:space="0" w:color="666666"/>
-              <w:right w:val="single" w:sz="6" w:space="0" w:color="666666"/>
-            </w:tcBorders>
-          </w:tcPr>
-          <w:p>
-            <w:pPr>
-              <w:spacing w:line="240" w:lineRule="auto"/>
-              <w:rPr>
-                <w:rFonts w:ascii="Arial" w:eastAsia="Times New Roman" w:hAnsi="Arial" w:cs="Arial"/>
-                <w:sz w:val="21"/>
-                <w:szCs w:val="21"/>
-              </w:rPr>
-            </w:pPr>
-            <w:r>
-              <w:rPr>
-                <w:rFonts w:ascii="Arial" w:hAnsi="Arial" w:cs="Arial"/>
-                <w:sz w:val="21"/>
-                <w:szCs w:val="21"/>
-              </w:rPr>
-              <w:t xml:space="preserve">Signatures </w:t>
-            </w:r>
-          </w:p>
-          <w:p>
-            <w:pPr>
-              <w:ind w:left="3"/>
-              <w:jc w:val="center"/>
-              <w:rPr>
-                <w:rFonts w:ascii="Arial" w:hAnsi="Arial" w:cs="Arial"/>
-                <w:sz w:val="21"/>
-                <w:szCs w:val="21"/>
-              </w:rPr>
-            </w:pPr>
-          </w:p>
-        </w:tc>
-        <w:tc>
-          <w:tcPr>
-            <w:tcW w:w="7168" w:type="dxa"/>
-            <w:tcBorders>
-              <w:top w:val="single" w:sz="6" w:space="0" w:color="666666"/>
-              <w:left w:val="single" w:sz="6" w:space="0" w:color="666666"/>
-              <w:bottom w:val="single" w:sz="6" w:space="0" w:color="666666"/>
-              <w:right w:val="single" w:sz="6" w:space="0" w:color="666666"/>
-            </w:tcBorders>
-          </w:tcPr>
-          <w:p>
-            <w:pPr>
-              <w:spacing w:line="240" w:lineRule="auto"/>
-              <w:rPr>
-                <w:rFonts w:ascii="Arial" w:eastAsia="Times New Roman" w:hAnsi="Arial" w:cs="Arial"/>
-                <w:sz w:val="21"/>
-                <w:szCs w:val="21"/>
-              </w:rPr>
-            </w:pPr>
-            <w:r>
-              <w:rPr>
-                <w:rFonts w:ascii="Arial" w:hAnsi="Arial" w:cs="Arial"/>
-                <w:sz w:val="21"/>
-                <w:szCs w:val="21"/>
-              </w:rPr>
-              <w:t>Complete Gmail signatures will not be migrated, but partial text from the signature may migrate without formatting or structure.</w:t>
-            </w:r>
-          </w:p>
-          <w:p>
-            <w:pPr>
-              <w:rPr>
-                <w:rFonts w:ascii="Arial" w:hAnsi="Arial" w:cs="Arial"/>
-                <w:sz w:val="21"/>
-                <w:szCs w:val="21"/>
-              </w:rPr>
-            </w:pPr>
-          </w:p>
-        </w:tc>
-      </w:tr>
-      <w:tr>
-        <w:trPr>
-          <w:trHeight w:val="615"/>
-        </w:trPr>
-        <w:tc>
-          <w:tcPr>
-            <w:tcW w:w="3553" w:type="dxa"/>
-            <w:tcBorders>
-              <w:top w:val="single" w:sz="6" w:space="0" w:color="666666"/>
-              <w:left w:val="single" w:sz="6" w:space="0" w:color="666666"/>
-              <w:bottom w:val="single" w:sz="6" w:space="0" w:color="666666"/>
-              <w:right w:val="single" w:sz="6" w:space="0" w:color="666666"/>
-            </w:tcBorders>
-          </w:tcPr>
-          <w:p>
-            <w:pPr>
-              <w:spacing w:line="240" w:lineRule="auto"/>
-              <w:rPr>
-                <w:rFonts w:ascii="Arial" w:eastAsia="Times New Roman" w:hAnsi="Arial" w:cs="Arial"/>
-                <w:sz w:val="21"/>
-                <w:szCs w:val="21"/>
-              </w:rPr>
-            </w:pPr>
-            <w:r>
-              <w:rPr>
-                <w:rFonts w:ascii="Arial" w:hAnsi="Arial" w:cs="Arial"/>
-                <w:sz w:val="21"/>
-                <w:szCs w:val="21"/>
-              </w:rPr>
-              <w:t>Contacts</w:t>
-            </w:r>
-          </w:p>
-          <w:p>
-            <w:pPr>
-              <w:ind w:left="3"/>
-              <w:rPr>
-                <w:rFonts w:ascii="Arial" w:hAnsi="Arial" w:cs="Arial"/>
-                <w:sz w:val="21"/>
-                <w:szCs w:val="21"/>
-              </w:rPr>
-            </w:pPr>
-          </w:p>
-        </w:tc>
-        <w:tc>
-          <w:tcPr>
-            <w:tcW w:w="7168" w:type="dxa"/>
-            <w:tcBorders>
-              <w:top w:val="single" w:sz="6" w:space="0" w:color="666666"/>
-              <w:left w:val="single" w:sz="6" w:space="0" w:color="666666"/>
-              <w:bottom w:val="single" w:sz="6" w:space="0" w:color="666666"/>
-              <w:right w:val="single" w:sz="6" w:space="0" w:color="666666"/>
-            </w:tcBorders>
-          </w:tcPr>
-          <w:p>
-            <w:pPr>
-              <w:spacing w:line="240" w:lineRule="auto"/>
-              <w:rPr>
-                <w:rFonts w:ascii="Arial" w:eastAsia="Times New Roman" w:hAnsi="Arial" w:cs="Arial"/>
-                <w:sz w:val="21"/>
-                <w:szCs w:val="21"/>
-              </w:rPr>
-            </w:pPr>
-            <w:r>
-              <w:rPr>
-                <w:rFonts w:ascii="Arial" w:hAnsi="Arial" w:cs="Arial"/>
-                <w:sz w:val="21"/>
-                <w:szCs w:val="21"/>
-              </w:rPr>
-              <w:t xml:space="preserve">During a Gmail </w:t>
-            </w:r>
-            <w:proofErr w:type="spellStart"/>
-            <w:r>
-              <w:rPr>
-                <w:rFonts w:ascii="Arial" w:hAnsi="Arial" w:cs="Arial"/>
-                <w:sz w:val="21"/>
-                <w:szCs w:val="21"/>
-              </w:rPr>
-              <w:t>toOutlook</w:t>
-            </w:r>
-            <w:proofErr w:type="spellEnd"/>
-            <w:r>
-              <w:rPr>
-                <w:rFonts w:ascii="Arial" w:hAnsi="Arial" w:cs="Arial"/>
-                <w:sz w:val="21"/>
-                <w:szCs w:val="21"/>
-              </w:rPr>
-              <w:t xml:space="preserve"> migration, contacts under “Other contacts” are not migrated to Outlook Contacts and contacts display picture is not migrated and the user contacts that are displayed in directory is not migrated </w:t>
-            </w:r>
-          </w:p>
-          <w:p>
-            <w:pPr>
-              <w:rPr>
-                <w:rFonts w:ascii="Arial" w:hAnsi="Arial" w:cs="Arial"/>
-                <w:sz w:val="21"/>
-                <w:szCs w:val="21"/>
-              </w:rPr>
-            </w:pPr>
           </w:p>
         </w:tc>
       </w:tr>
@@ -1252,7 +624,6 @@
   <w:style w:type="character" w:default="1" w:styleId="DefaultParagraphFont">
     <w:name w:val="Default Paragraph Font"/>
     <w:uiPriority w:val="1"/>
-    <w:semiHidden/>
     <w:unhideWhenUsed/>
   </w:style>
   <w:style w:type="table" w:default="1" w:styleId="TableNormal">

--- a/backend-exhibits/Gmail to Outlook Standard Plan - Standard Not Include.docx
+++ b/backend-exhibits/Gmail to Outlook Standard Plan - Standard Not Include.docx
@@ -45,7 +45,7 @@
               <w:spacing w:line="240" w:lineRule="auto"/>
               <w:jc w:val="center"/>
               <w:rPr>
-                <w:rFonts w:ascii="Arial" w:eastAsia="Times New Roman" w:hAnsi="Arial" w:cs="Arial"/>
+                <w:rFonts w:ascii="Arial" w:hAnsi="Arial" w:cs="Arial" w:eastAsia="Arial"/>
                 <w:b/>
                 <w:bCs/>
                 <w:sz w:val="21"/>
@@ -54,7 +54,7 @@
             </w:pPr>
             <w:r>
               <w:rPr>
-                <w:rFonts w:ascii="Arial" w:hAnsi="Arial" w:cs="Arial"/>
+                <w:rFonts w:ascii="Arial" w:hAnsi="Arial" w:cs="Arial" w:eastAsia="Arial"/>
                 <w:b/>
                 <w:bCs/>
                 <w:sz w:val="21"/>
@@ -67,7 +67,7 @@
             <w:pPr>
               <w:ind w:left="3"/>
               <w:rPr>
-                <w:rFonts w:ascii="Arial" w:hAnsi="Arial" w:cs="Arial"/>
+                <w:rFonts w:ascii="Arial" w:hAnsi="Arial" w:cs="Arial" w:eastAsia="Arial"/>
                 <w:sz w:val="21"/>
                 <w:szCs w:val="21"/>
               </w:rPr>
@@ -93,14 +93,14 @@
             <w:pPr>
               <w:spacing w:line="240" w:lineRule="auto"/>
               <w:rPr>
-                <w:rFonts w:ascii="Arial" w:hAnsi="Arial" w:cs="Arial"/>
+                <w:rFonts w:ascii="Arial" w:hAnsi="Arial" w:cs="Arial" w:eastAsia="Arial"/>
                 <w:sz w:val="21"/>
                 <w:szCs w:val="21"/>
               </w:rPr>
             </w:pPr>
             <w:r>
               <w:rPr>
-                <w:rFonts w:ascii="Arial" w:hAnsi="Arial" w:cs="Arial"/>
+                <w:rFonts w:ascii="Arial" w:hAnsi="Arial" w:cs="Arial" w:eastAsia="Arial"/>
                 <w:sz w:val="21"/>
                 <w:szCs w:val="21"/>
               </w:rPr>
@@ -122,14 +122,14 @@
             <w:pPr>
               <w:spacing w:line="240" w:lineRule="auto"/>
               <w:rPr>
-                <w:rFonts w:ascii="Arial" w:hAnsi="Arial" w:cs="Arial"/>
+                <w:rFonts w:ascii="Arial" w:hAnsi="Arial" w:cs="Arial" w:eastAsia="Arial"/>
                 <w:sz w:val="21"/>
                 <w:szCs w:val="21"/>
               </w:rPr>
             </w:pPr>
             <w:r>
               <w:rPr>
-                <w:rFonts w:ascii="Arial" w:hAnsi="Arial" w:cs="Arial"/>
+                <w:rFonts w:ascii="Arial" w:hAnsi="Arial" w:cs="Arial" w:eastAsia="Arial"/>
                 <w:sz w:val="21"/>
                 <w:szCs w:val="21"/>
               </w:rPr>
@@ -156,14 +156,14 @@
             <w:pPr>
               <w:spacing w:line="240" w:lineRule="auto"/>
               <w:rPr>
-                <w:rFonts w:ascii="Arial" w:hAnsi="Arial" w:cs="Arial"/>
+                <w:rFonts w:ascii="Arial" w:hAnsi="Arial" w:cs="Arial" w:eastAsia="Arial"/>
                 <w:sz w:val="21"/>
                 <w:szCs w:val="21"/>
               </w:rPr>
             </w:pPr>
             <w:r>
               <w:rPr>
-                <w:rFonts w:ascii="Arial" w:hAnsi="Arial" w:cs="Arial"/>
+                <w:rFonts w:ascii="Arial" w:hAnsi="Arial" w:cs="Arial" w:eastAsia="Arial"/>
                 <w:sz w:val="21"/>
                 <w:szCs w:val="21"/>
               </w:rPr>
@@ -185,14 +185,14 @@
             <w:pPr>
               <w:spacing w:line="240" w:lineRule="auto"/>
               <w:rPr>
-                <w:rFonts w:ascii="Arial" w:hAnsi="Arial" w:cs="Arial"/>
+                <w:rFonts w:ascii="Arial" w:hAnsi="Arial" w:cs="Arial" w:eastAsia="Arial"/>
                 <w:sz w:val="21"/>
                 <w:szCs w:val="21"/>
               </w:rPr>
             </w:pPr>
             <w:r>
               <w:rPr>
-                <w:rFonts w:ascii="Arial" w:hAnsi="Arial" w:cs="Arial"/>
+                <w:rFonts w:ascii="Arial" w:hAnsi="Arial" w:cs="Arial" w:eastAsia="Arial"/>
                 <w:sz w:val="21"/>
                 <w:szCs w:val="21"/>
               </w:rPr>
@@ -217,10 +217,10 @@
   <w:docDefaults>
     <w:rPrDefault>
       <w:rPr>
-        <w:rFonts w:asciiTheme="minorHAnsi" w:eastAsiaTheme="minorEastAsia" w:hAnsiTheme="minorHAnsi" w:cstheme="minorBidi"/>
+        <w:rFonts w:ascii="Arial" w:hAnsi="Arial" w:cs="Arial" w:eastAsia="Arial"/>
         <w:kern w:val="2"/>
-        <w:sz w:val="24"/>
-        <w:szCs w:val="24"/>
+        <w:sz w:val="21"/>
+        <w:szCs w:val="21"/>
         <w:lang w:val="en-IN" w:eastAsia="en-IN" w:bidi="ar-SA"/>
         <w14:ligatures w14:val="standardContextual"/>
       </w:rPr>
@@ -616,9 +616,9 @@
       <w:spacing w:line="259" w:lineRule="auto"/>
     </w:pPr>
     <w:rPr>
-      <w:rFonts w:ascii="Calibri" w:eastAsia="Calibri" w:hAnsi="Calibri" w:cs="Calibri"/>
+      <w:rFonts w:ascii="Arial" w:hAnsi="Arial" w:cs="Arial" w:eastAsia="Arial"/>
       <w:color w:val="000000"/>
-      <w:sz w:val="22"/>
+      <w:sz w:val="21"/>
     </w:rPr>
   </w:style>
   <w:style w:type="character" w:default="1" w:styleId="DefaultParagraphFont">
